--- a/synopsis/Synopsis_Gyandeep_Nath_AdtU_Short.docx
+++ b/synopsis/Synopsis_Gyandeep_Nath_AdtU_Short.docx
@@ -16762,7 +16762,7 @@
           <w:sz w:val="24"/>
           <w:szCs w:val="24"/>
         </w:rPr>
-        <w:t xml:space="preserve">A protocol simulation run by the investigator over 2,000 synthetic participants, using reading rates drawn from the published distribution for adult non-fiction reading together with the timing constants of the instrument itself, estimates a median sitting of approximately 75 to 93 minutes depending on passage length, with the ninety-fifth percentile below 110 minutes. A pilot of ten participants will nonetheless precede the main study to test tolerability, dropout, data quality and completion time against observed rather than simulated values. If the median session exceeds two hours, or withdrawal or data quality fall short of pre-specified thresholds, each illumination level will be divided into two shorter sittings of five conditions, preserving the counterbalancing scheme and the record of serial position.</w:t>
+        <w:t xml:space="preserve">A protocol simulation run by the investigator over 2,000 synthetic participants, using reading rates drawn from the published distribution for adult non-fiction reading together with the timing constants of the instrument itself, estimates a median sitting of 92 minutes at the passage length now fixed in the instrument, with a ninety-fifth percentile of 112 minutes and 1.5 per cent of participants exceeding two hours. A pilot of ten participants will nonetheless precede the main study to test tolerability, dropout, data quality and completion time against observed rather than simulated values. If the median session exceeds two hours, or withdrawal or data quality fall short of pre-specified thresholds, each illumination level will be divided into two shorter sittings of five conditions, preserving the counterbalancing scheme and the record of serial position.</w:t>
       </w:r>
     </w:p>
     <w:p>

--- a/synopsis/Synopsis_Gyandeep_Nath_AdtU_Short.docx
+++ b/synopsis/Synopsis_Gyandeep_Nath_AdtU_Short.docx
@@ -16762,7 +16762,7 @@
           <w:sz w:val="24"/>
           <w:szCs w:val="24"/>
         </w:rPr>
-        <w:t xml:space="preserve">A protocol simulation run by the investigator over 2,000 synthetic participants, using reading rates drawn from the published distribution for adult non-fiction reading together with the timing constants of the instrument itself, estimates a median sitting of 92 minutes at the passage length now fixed in the instrument, with a ninety-fifth percentile of 112 minutes and 1.5 per cent of participants exceeding two hours. A pilot of ten participants will nonetheless precede the main study to test tolerability, dropout, data quality and completion time against observed rather than simulated values. If the median session exceeds two hours, or withdrawal or data quality fall short of pre-specified thresholds, each illumination level will be divided into two shorter sittings of five conditions, preserving the counterbalancing scheme and the record of serial position.</w:t>
+        <w:t xml:space="preserve">A protocol simulation run by the investigator over 2,000 synthetic participants, using reading rates drawn from the published distribution for adult non-fiction reading together with the timing constants of the instrument itself, estimates a median sitting of 97 minutes at the passage length now fixed in the instrument, with a ninety-fifth percentile of 118 minutes and 4.0 per cent of participants exceeding two hours. A pilot of ten participants will nonetheless precede the main study to test tolerability, dropout, data quality and completion time against observed rather than simulated values. If the median session exceeds two hours, or withdrawal or data quality fall short of pre-specified thresholds, each illumination level will be divided into two shorter sittings of five conditions, preserving the counterbalancing scheme and the record of serial position.</w:t>
       </w:r>
     </w:p>
     <w:p>
